--- a/data/revised_2026-10_full/tracked/v2/General_Science/SS3.1_Turning_Effect_of_Force/General_Science_Turning_Effect_of_Force_FinalExplanation_TeacherKey_TRACKED.docx
+++ b/data/revised_2026-10_full/tracked/v2/General_Science/SS3.1_Turning_Effect_of_Force/General_Science_Turning_Effect_of_Force_FinalExplanation_TeacherKey_TRACKED.docx
@@ -232,7 +232,7 @@
               </w:rPr>
               <w:t xml:space="preserve">Think back to the Jembe Handle Puzzle from Lesson 1. In Kericho, Amina used a long-handled jembe (about 90 cm) and finished digging quickly and easily. Juma used a jembe with the same blade weight but a short handle (about 30 cm), and he struggled and tired quickly. Your task is to explain WHY, using the evidence you collected in this unit</w:t>
             </w:r>
-            <w:ins w:id="9001" w:author="Claude (AI) - proposed" w:date="2026-10-15T20:14:54Z">
+            <w:ins w:id="9001" w:author="Claude (AI) - proposed" w:date="2026-10-18T00:30:22Z">
               <w:r>
                 <w:rPr>
                   <w:rFonts w:ascii="Arial" w:cs="Arial" w:eastAsia="Arial" w:hAnsi="Arial"/>
@@ -1736,7 +1736,7 @@
               </w:rPr>
               <w:t xml:space="preserve">A matatu driver uses TWO hands on the steering wheel. In the suspended metre-rule demonstration, two equal forces were applied on opposite sides of the centre, pulling in opposite directions (anti-parallel), and the rule rotated. (a) What is a couple? (b) What is the net force on the rule from the two pulls, and what happens to the rule? Explain how this can be. (c) How do you calculate the moment of a couple? (d) Explain how a driver placing her hands further apart on the steering wheel helps her turn it, even though she does not push harder. (e) Give TWO other Kenyan examples of a couple.</w:t>
             </w:r>
-            <w:ins w:id="9002" w:author="Claude (AI) - proposed" w:date="2026-10-15T20:14:54Z">
+            <w:ins w:id="9002" w:author="Claude (AI) - proposed" w:date="2026-10-18T00:30:22Z">
               <w:r>
                 <w:rPr>
                   <w:rFonts w:ascii="Arial" w:cs="Arial" w:eastAsia="Arial" w:hAnsi="Arial"/>
@@ -1864,7 +1864,7 @@
               </w:rPr>
               <w:t xml:space="preserve">(e) Any two of: a pipe wrench used by a plumber in Kisumu, a tap wrench used by a plumber in Nairobi, </w:t>
             </w:r>
-            <w:del w:id="9003" w:author="Claude (AI) - proposed" w:date="2026-10-15T20:14:54Z">
+            <w:del w:id="9003" w:author="Claude (AI) - proposed" w:date="2026-10-18T00:30:22Z">
               <w:r>
                 <w:rPr>
                   <w:rFonts w:ascii="Arial" w:cs="Arial" w:eastAsia="Arial" w:hAnsi="Arial"/>
@@ -1879,7 +1879,7 @@
                 <w:delText xml:space="preserve">the</w:delText>
               </w:r>
             </w:del>
-            <w:ins w:id="9004" w:author="Claude (AI) - proposed" w:date="2026-10-15T20:14:54Z">
+            <w:ins w:id="9004" w:author="Claude (AI) - proposed" w:date="2026-10-18T00:30:22Z">
               <w:r>
                 <w:rPr>
                   <w:rFonts w:ascii="Arial" w:cs="Arial" w:eastAsia="Arial" w:hAnsi="Arial"/>
@@ -1907,7 +1907,7 @@
               </w:rPr>
               <w:t xml:space="preserve"> two-handed </w:t>
             </w:r>
-            <w:del w:id="9005" w:author="Claude (AI) - proposed" w:date="2026-10-15T20:14:54Z">
+            <w:del w:id="9005" w:author="Claude (AI) - proposed" w:date="2026-10-18T00:30:22Z">
               <w:r>
                 <w:rPr>
                   <w:rFonts w:ascii="Arial" w:cs="Arial" w:eastAsia="Arial" w:hAnsi="Arial"/>
@@ -1922,7 +1922,7 @@
                 <w:delText xml:space="preserve">grip on a jembe handle.</w:delText>
               </w:r>
             </w:del>
-            <w:ins w:id="9006" w:author="Claude (AI) - proposed" w:date="2026-10-15T20:14:54Z">
+            <w:ins w:id="9006" w:author="Claude (AI) - proposed" w:date="2026-10-18T00:30:22Z">
               <w:r>
                 <w:rPr>
                   <w:rFonts w:ascii="Arial" w:cs="Arial" w:eastAsia="Arial" w:hAnsi="Arial"/>
@@ -1944,10 +1944,10 @@
               <w:spacing w:after="40" w:before="0"/>
               <w:jc w:val="left"/>
               <w:rPr>
-                <w:ins w:id="9008" w:author="Claude (AI) - proposed" w:date="2026-10-15T20:14:54Z"/>
-              </w:rPr>
-            </w:pPr>
-            <w:ins w:id="9007" w:author="Claude (AI) - proposed" w:date="2026-10-15T20:14:54Z">
+                <w:ins w:id="9008" w:author="Claude (AI) - proposed" w:date="2026-10-18T00:30:22Z"/>
+              </w:rPr>
+            </w:pPr>
+            <w:ins w:id="9007" w:author="Claude (AI) - proposed" w:date="2026-10-18T00:30:22Z">
               <w:r>
                 <w:rPr>
                   <w:rFonts w:ascii="Arial" w:cs="Arial" w:eastAsia="Arial" w:hAnsi="Arial"/>
@@ -2112,7 +2112,7 @@
               </w:rPr>
               <w:t xml:space="preserve">(a) A moment is the turning effect of a force, found by M = F × d, where d is the perpendicular distance from the pivot to the line of action of the force. In the jembe, the blade-soil contact is the pivot. Where the farmer grips decides d. A longer handle, or gripping further from the blade, increases d, so the same effort produces a larger moment. That is why Amina, with the 90 cm handle, broke the soil more easily than Juma with the 30 cm handle, although the blade and the effort were the same. Engineers and farmers therefore design tools with long handles </w:t>
             </w:r>
-            <w:del w:id="9009" w:author="Claude (AI) - proposed" w:date="2026-10-15T20:14:54Z">
+            <w:del w:id="9009" w:author="Claude (AI) - proposed" w:date="2026-10-18T00:30:22Z">
               <w:r>
                 <w:rPr>
                   <w:rFonts w:ascii="Arial" w:cs="Arial" w:eastAsia="Arial" w:hAnsi="Arial"/>
@@ -2433,7 +2433,7 @@
               <w:spacing w:after="40" w:before="0"/>
               <w:jc w:val="left"/>
             </w:pPr>
-            <w:del w:id="9010" w:author="Claude (AI) - proposed" w:date="2026-10-15T20:14:54Z">
+            <w:del w:id="9010" w:author="Claude (AI) - proposed" w:date="2026-10-18T00:30:22Z">
               <w:r>
                 <w:rPr>
                   <w:rFonts w:ascii="Arial" w:cs="Arial" w:eastAsia="Arial" w:hAnsi="Arial"/>
@@ -2448,7 +2448,7 @@
                 <w:delText xml:space="preserve">Calculates</w:delText>
               </w:r>
             </w:del>
-            <w:ins w:id="9011" w:author="Claude (AI) - proposed" w:date="2026-10-15T20:14:54Z">
+            <w:ins w:id="9011" w:author="Claude (AI) - proposed" w:date="2026-10-18T00:30:22Z">
               <w:r>
                 <w:rPr>
                   <w:rFonts w:ascii="Arial" w:cs="Arial" w:eastAsia="Arial" w:hAnsi="Arial"/>
@@ -2496,7 +2496,7 @@
               <w:spacing w:after="40" w:before="0"/>
               <w:jc w:val="left"/>
             </w:pPr>
-            <w:del w:id="9012" w:author="Claude (AI) - proposed" w:date="2026-10-15T20:14:54Z">
+            <w:del w:id="9012" w:author="Claude (AI) - proposed" w:date="2026-10-18T00:30:22Z">
               <w:r>
                 <w:rPr>
                   <w:rFonts w:ascii="Arial" w:cs="Arial" w:eastAsia="Arial" w:hAnsi="Arial"/>
@@ -2511,7 +2511,7 @@
                 <w:delText xml:space="preserve">Calculates</w:delText>
               </w:r>
             </w:del>
-            <w:ins w:id="9013" w:author="Claude (AI) - proposed" w:date="2026-10-15T20:14:54Z">
+            <w:ins w:id="9013" w:author="Claude (AI) - proposed" w:date="2026-10-18T00:30:22Z">
               <w:r>
                 <w:rPr>
                   <w:rFonts w:ascii="Arial" w:cs="Arial" w:eastAsia="Arial" w:hAnsi="Arial"/>
@@ -2559,7 +2559,7 @@
               <w:spacing w:after="40" w:before="0"/>
               <w:jc w:val="left"/>
             </w:pPr>
-            <w:del w:id="9014" w:author="Claude (AI) - proposed" w:date="2026-10-15T20:14:54Z">
+            <w:del w:id="9014" w:author="Claude (AI) - proposed" w:date="2026-10-18T00:30:22Z">
               <w:r>
                 <w:rPr>
                   <w:rFonts w:ascii="Arial" w:cs="Arial" w:eastAsia="Arial" w:hAnsi="Arial"/>
@@ -2574,7 +2574,7 @@
                 <w:delText xml:space="preserve">Makes</w:delText>
               </w:r>
             </w:del>
-            <w:ins w:id="9015" w:author="Claude (AI) - proposed" w:date="2026-10-15T20:14:54Z">
+            <w:ins w:id="9015" w:author="Claude (AI) - proposed" w:date="2026-10-18T00:30:22Z">
               <w:r>
                 <w:rPr>
                   <w:rFonts w:ascii="Arial" w:cs="Arial" w:eastAsia="Arial" w:hAnsi="Arial"/>
@@ -2657,7 +2657,7 @@
               <w:spacing w:after="40" w:before="0"/>
               <w:jc w:val="left"/>
             </w:pPr>
-            <w:del w:id="9016" w:author="Claude (AI) - proposed" w:date="2026-10-15T20:14:54Z">
+            <w:del w:id="9016" w:author="Claude (AI) - proposed" w:date="2026-10-18T00:30:22Z">
               <w:r>
                 <w:rPr>
                   <w:rFonts w:ascii="Arial" w:cs="Arial" w:eastAsia="Arial" w:hAnsi="Arial"/>
@@ -2672,7 +2672,7 @@
                 <w:delText xml:space="preserve">Identifies</w:delText>
               </w:r>
             </w:del>
-            <w:ins w:id="9017" w:author="Claude (AI) - proposed" w:date="2026-10-15T20:14:54Z">
+            <w:ins w:id="9017" w:author="Claude (AI) - proposed" w:date="2026-10-18T00:30:22Z">
               <w:r>
                 <w:rPr>
                   <w:rFonts w:ascii="Arial" w:cs="Arial" w:eastAsia="Arial" w:hAnsi="Arial"/>
@@ -2720,7 +2720,7 @@
               <w:spacing w:after="40" w:before="0"/>
               <w:jc w:val="left"/>
             </w:pPr>
-            <w:del w:id="9018" w:author="Claude (AI) - proposed" w:date="2026-10-15T20:14:54Z">
+            <w:del w:id="9018" w:author="Claude (AI) - proposed" w:date="2026-10-18T00:30:22Z">
               <w:r>
                 <w:rPr>
                   <w:rFonts w:ascii="Arial" w:cs="Arial" w:eastAsia="Arial" w:hAnsi="Arial"/>
@@ -2735,7 +2735,7 @@
                 <w:delText xml:space="preserve">Explains</w:delText>
               </w:r>
             </w:del>
-            <w:ins w:id="9019" w:author="Claude (AI) - proposed" w:date="2026-10-15T20:14:54Z">
+            <w:ins w:id="9019" w:author="Claude (AI) - proposed" w:date="2026-10-18T00:30:22Z">
               <w:r>
                 <w:rPr>
                   <w:rFonts w:ascii="Arial" w:cs="Arial" w:eastAsia="Arial" w:hAnsi="Arial"/>
@@ -2783,7 +2783,7 @@
               <w:spacing w:after="40" w:before="0"/>
               <w:jc w:val="left"/>
             </w:pPr>
-            <w:del w:id="9020" w:author="Claude (AI) - proposed" w:date="2026-10-15T20:14:54Z">
+            <w:del w:id="9020" w:author="Claude (AI) - proposed" w:date="2026-10-18T00:30:22Z">
               <w:r>
                 <w:rPr>
                   <w:rFonts w:ascii="Arial" w:cs="Arial" w:eastAsia="Arial" w:hAnsi="Arial"/>
@@ -2798,7 +2798,7 @@
                 <w:delText xml:space="preserve">Says</w:delText>
               </w:r>
             </w:del>
-            <w:ins w:id="9021" w:author="Claude (AI) - proposed" w:date="2026-10-15T20:14:54Z">
+            <w:ins w:id="9021" w:author="Claude (AI) - proposed" w:date="2026-10-18T00:30:22Z">
               <w:r>
                 <w:rPr>
                   <w:rFonts w:ascii="Arial" w:cs="Arial" w:eastAsia="Arial" w:hAnsi="Arial"/>
@@ -2881,7 +2881,7 @@
               <w:spacing w:after="40" w:before="0"/>
               <w:jc w:val="left"/>
             </w:pPr>
-            <w:del w:id="9022" w:author="Claude (AI) - proposed" w:date="2026-10-15T20:14:54Z">
+            <w:del w:id="9022" w:author="Claude (AI) - proposed" w:date="2026-10-18T00:30:22Z">
               <w:r>
                 <w:rPr>
                   <w:rFonts w:ascii="Arial" w:cs="Arial" w:eastAsia="Arial" w:hAnsi="Arial"/>
@@ -2896,7 +2896,7 @@
                 <w:delText xml:space="preserve">Defines</w:delText>
               </w:r>
             </w:del>
-            <w:ins w:id="9023" w:author="Claude (AI) - proposed" w:date="2026-10-15T20:14:54Z">
+            <w:ins w:id="9023" w:author="Claude (AI) - proposed" w:date="2026-10-18T00:30:22Z">
               <w:r>
                 <w:rPr>
                   <w:rFonts w:ascii="Arial" w:cs="Arial" w:eastAsia="Arial" w:hAnsi="Arial"/>
@@ -2924,7 +2924,7 @@
               </w:rPr>
               <w:t xml:space="preserve"> a couple correctly, explains zero net force with pure rotation, </w:t>
             </w:r>
-            <w:del w:id="9024" w:author="Claude (AI) - proposed" w:date="2026-10-15T20:14:54Z">
+            <w:del w:id="9024" w:author="Claude (AI) - proposed" w:date="2026-10-18T00:30:22Z">
               <w:r>
                 <w:rPr>
                   <w:rFonts w:ascii="Arial" w:cs="Arial" w:eastAsia="Arial" w:hAnsi="Arial"/>
@@ -2939,7 +2939,7 @@
                 <w:delText xml:space="preserve">uses</w:delText>
               </w:r>
             </w:del>
-            <w:ins w:id="9025" w:author="Claude (AI) - proposed" w:date="2026-10-15T20:14:54Z">
+            <w:ins w:id="9025" w:author="Claude (AI) - proposed" w:date="2026-10-18T00:30:22Z">
               <w:r>
                 <w:rPr>
                   <w:rFonts w:ascii="Arial" w:cs="Arial" w:eastAsia="Arial" w:hAnsi="Arial"/>
@@ -2967,7 +2967,7 @@
               </w:rPr>
               <w:t xml:space="preserve"> F × d</w:t>
             </w:r>
-            <w:ins w:id="9026" w:author="Claude (AI) - proposed" w:date="2026-10-15T20:14:54Z">
+            <w:ins w:id="9026" w:author="Claude (AI) - proposed" w:date="2026-10-18T00:30:22Z">
               <w:r>
                 <w:rPr>
                   <w:rFonts w:ascii="Arial" w:cs="Arial" w:eastAsia="Arial" w:hAnsi="Arial"/>
@@ -3015,7 +3015,7 @@
               <w:spacing w:after="40" w:before="0"/>
               <w:jc w:val="left"/>
             </w:pPr>
-            <w:del w:id="9027" w:author="Claude (AI) - proposed" w:date="2026-10-15T20:14:54Z">
+            <w:del w:id="9027" w:author="Claude (AI) - proposed" w:date="2026-10-18T00:30:22Z">
               <w:r>
                 <w:rPr>
                   <w:rFonts w:ascii="Arial" w:cs="Arial" w:eastAsia="Arial" w:hAnsi="Arial"/>
@@ -3030,7 +3030,7 @@
                 <w:delText xml:space="preserve">Defines</w:delText>
               </w:r>
             </w:del>
-            <w:ins w:id="9028" w:author="Claude (AI) - proposed" w:date="2026-10-15T20:14:54Z">
+            <w:ins w:id="9028" w:author="Claude (AI) - proposed" w:date="2026-10-18T00:30:22Z">
               <w:r>
                 <w:rPr>
                   <w:rFonts w:ascii="Arial" w:cs="Arial" w:eastAsia="Arial" w:hAnsi="Arial"/>
@@ -3058,7 +3058,7 @@
               </w:rPr>
               <w:t xml:space="preserve"> a couple and gives F × d, with small gaps in </w:t>
             </w:r>
-            <w:ins w:id="9029" w:author="Claude (AI) - proposed" w:date="2026-10-15T20:14:54Z">
+            <w:ins w:id="9029" w:author="Claude (AI) - proposed" w:date="2026-10-18T00:30:22Z">
               <w:r>
                 <w:rPr>
                   <w:rFonts w:ascii="Arial" w:cs="Arial" w:eastAsia="Arial" w:hAnsi="Arial"/>
@@ -3086,7 +3086,7 @@
               </w:rPr>
               <w:t xml:space="preserve">explaining net force</w:t>
             </w:r>
-            <w:del w:id="9030" w:author="Claude (AI) - proposed" w:date="2026-10-15T20:14:54Z">
+            <w:del w:id="9030" w:author="Claude (AI) - proposed" w:date="2026-10-18T00:30:22Z">
               <w:r>
                 <w:rPr>
                   <w:rFonts w:ascii="Arial" w:cs="Arial" w:eastAsia="Arial" w:hAnsi="Arial"/>
@@ -3101,7 +3101,7 @@
                 <w:delText xml:space="preserve"> or</w:delText>
               </w:r>
             </w:del>
-            <w:ins w:id="9031" w:author="Claude (AI) - proposed" w:date="2026-10-15T20:14:54Z">
+            <w:ins w:id="9031" w:author="Claude (AI) - proposed" w:date="2026-10-18T00:30:22Z">
               <w:r>
                 <w:rPr>
                   <w:rFonts w:ascii="Arial" w:cs="Arial" w:eastAsia="Arial" w:hAnsi="Arial"/>
@@ -3149,7 +3149,7 @@
               <w:spacing w:after="40" w:before="0"/>
               <w:jc w:val="left"/>
             </w:pPr>
-            <w:del w:id="9032" w:author="Claude (AI) - proposed" w:date="2026-10-15T20:14:54Z">
+            <w:del w:id="9032" w:author="Claude (AI) - proposed" w:date="2026-10-18T00:30:22Z">
               <w:r>
                 <w:rPr>
                   <w:rFonts w:ascii="Arial" w:cs="Arial" w:eastAsia="Arial" w:hAnsi="Arial"/>
@@ -3164,7 +3164,7 @@
                 <w:delText xml:space="preserve">Confuses</w:delText>
               </w:r>
             </w:del>
-            <w:ins w:id="9033" w:author="Claude (AI) - proposed" w:date="2026-10-15T20:14:54Z">
+            <w:ins w:id="9033" w:author="Claude (AI) - proposed" w:date="2026-10-18T00:30:22Z">
               <w:r>
                 <w:rPr>
                   <w:rFonts w:ascii="Arial" w:cs="Arial" w:eastAsia="Arial" w:hAnsi="Arial"/>
@@ -3247,7 +3247,7 @@
               <w:spacing w:after="40" w:before="0"/>
               <w:jc w:val="left"/>
             </w:pPr>
-            <w:del w:id="9034" w:author="Claude (AI) - proposed" w:date="2026-10-15T20:14:54Z">
+            <w:del w:id="9034" w:author="Claude (AI) - proposed" w:date="2026-10-18T00:30:22Z">
               <w:r>
                 <w:rPr>
                   <w:rFonts w:ascii="Arial" w:cs="Arial" w:eastAsia="Arial" w:hAnsi="Arial"/>
@@ -3262,7 +3262,7 @@
                 <w:delText xml:space="preserve">Gives</w:delText>
               </w:r>
             </w:del>
-            <w:ins w:id="9035" w:author="Claude (AI) - proposed" w:date="2026-10-15T20:14:54Z">
+            <w:ins w:id="9035" w:author="Claude (AI) - proposed" w:date="2026-10-18T00:30:22Z">
               <w:r>
                 <w:rPr>
                   <w:rFonts w:ascii="Arial" w:cs="Arial" w:eastAsia="Arial" w:hAnsi="Arial"/>
@@ -3310,7 +3310,7 @@
               <w:spacing w:after="40" w:before="0"/>
               <w:jc w:val="left"/>
             </w:pPr>
-            <w:del w:id="9036" w:author="Claude (AI) - proposed" w:date="2026-10-15T20:14:54Z">
+            <w:del w:id="9036" w:author="Claude (AI) - proposed" w:date="2026-10-18T00:30:22Z">
               <w:r>
                 <w:rPr>
                   <w:rFonts w:ascii="Arial" w:cs="Arial" w:eastAsia="Arial" w:hAnsi="Arial"/>
@@ -3325,7 +3325,7 @@
                 <w:delText xml:space="preserve">Gives</w:delText>
               </w:r>
             </w:del>
-            <w:ins w:id="9037" w:author="Claude (AI) - proposed" w:date="2026-10-15T20:14:54Z">
+            <w:ins w:id="9037" w:author="Claude (AI) - proposed" w:date="2026-10-18T00:30:22Z">
               <w:r>
                 <w:rPr>
                   <w:rFonts w:ascii="Arial" w:cs="Arial" w:eastAsia="Arial" w:hAnsi="Arial"/>
@@ -3373,7 +3373,7 @@
               <w:spacing w:after="40" w:before="0"/>
               <w:jc w:val="left"/>
             </w:pPr>
-            <w:del w:id="9038" w:author="Claude (AI) - proposed" w:date="2026-10-15T20:14:54Z">
+            <w:del w:id="9038" w:author="Claude (AI) - proposed" w:date="2026-10-18T00:30:22Z">
               <w:r>
                 <w:rPr>
                   <w:rFonts w:ascii="Arial" w:cs="Arial" w:eastAsia="Arial" w:hAnsi="Arial"/>
@@ -3388,7 +3388,7 @@
                 <w:delText xml:space="preserve">Gives</w:delText>
               </w:r>
             </w:del>
-            <w:ins w:id="9039" w:author="Claude (AI) - proposed" w:date="2026-10-15T20:14:54Z">
+            <w:ins w:id="9039" w:author="Claude (AI) - proposed" w:date="2026-10-18T00:30:22Z">
               <w:r>
                 <w:rPr>
                   <w:rFonts w:ascii="Arial" w:cs="Arial" w:eastAsia="Arial" w:hAnsi="Arial"/>
@@ -3538,7 +3538,7 @@
         </w:rPr>
         <w:t xml:space="preserve">© 2026 SeaVuria and ARES. This work is licensed under a </w:t>
       </w:r>
-      <w:hyperlink w:history="1" r:id="rIdzflkqgyw5ykhc1ziy3apt">
+      <w:hyperlink w:history="1" r:id="rIdk3to4uqjsfhcznijlvjqh">
         <w:r>
           <w:rPr>
             <w:rFonts w:ascii="Arial" w:cs="Arial" w:eastAsia="Arial" w:hAnsi="Arial"/>
@@ -3558,7 +3558,7 @@
         </w:rPr>
         <w:t xml:space="preserve"> (</w:t>
       </w:r>
-      <w:hyperlink w:history="1" r:id="rIdi8qcsh2vxjgmo7q6lfzit">
+      <w:hyperlink w:history="1" r:id="rIddkpfxus7q6cfu8lyiprsa">
         <w:r>
           <w:rPr>
             <w:rFonts w:ascii="Arial" w:cs="Arial" w:eastAsia="Arial" w:hAnsi="Arial"/>
@@ -3578,7 +3578,7 @@
         </w:rPr>
         <w:t xml:space="preserve">). To view a copy of this license, visit </w:t>
       </w:r>
-      <w:hyperlink w:history="1" r:id="rIdtzw5d4fjq69quy_fo8hec">
+      <w:hyperlink w:history="1" r:id="rId_5v9lf-dvelb8xyamjnol">
         <w:r>
           <w:rPr>
             <w:rFonts w:ascii="Arial" w:cs="Arial" w:eastAsia="Arial" w:hAnsi="Arial"/>
